--- a/新中特/论文.docx
+++ b/新中特/论文.docx
@@ -581,7 +581,21 @@
         <w:rPr>
           <w:rFonts w:hint="eastAsia"/>
         </w:rPr>
-        <w:t>此类大规模数据采集与利用必须在法治轨道内运行[4]。《中华人民共和国个人信息保护法》第26条提供了关键法律依据。该条款规定，在公共场所安装图像采集、个人身份识别设备，应当为维护公共安全所必需，遵守国家规定并设显著提示。此处的“公共安全”被理解为一个涵盖社会秩序与政治安全的广义概念。该条款通过设定目的限制与程序正义（如提示标识）要求，为国家基于维护公共安全和社会治理的核心政治诉求而进行必要的数据采集，提供了明确的法律授权与合法性基础。</w:t>
+        <w:t>此类大规模数据采集与利用必须在法治轨道内运行</w:t>
+      </w:r>
+      <w:bookmarkStart w:id="0" w:name="_GoBack"/>
+      <w:r>
+        <w:rPr>
+          <w:rFonts w:hint="eastAsia"/>
+        </w:rPr>
+        <w:t>[4</w:t>
+      </w:r>
+      <w:bookmarkEnd w:id="0"/>
+      <w:r>
+        <w:rPr>
+          <w:rFonts w:hint="eastAsia"/>
+        </w:rPr>
+        <w:t>]。《中华人民共和国个人信息保护法》第26条提供了关键法律依据。该条款规定，在公共场所安装图像采集、个人身份识别设备，应当为维护公共安全所必需，遵守国家规定并设显著提示。此处的“公共安全”被理解为一个涵盖社会秩序与政治安全的广义概念。该条款通过设定目的限制与程序正义（如提示标识）要求，为国家基于维护公共安全和社会治理的核心政治诉求而进行必要的数据采集，提供了明确的法律授权与合法性基础。</w:t>
       </w:r>
     </w:p>
     <w:p>
@@ -679,6 +693,7 @@
       <w:pPr>
         <w:widowControl w:val="0"/>
         <w:numPr>
+          <w:ilvl w:val="0"/>
           <w:numId w:val="0"/>
         </w:numPr>
         <w:bidi w:val="0"/>
@@ -693,6 +708,7 @@
       <w:pPr>
         <w:widowControl w:val="0"/>
         <w:numPr>
+          <w:ilvl w:val="0"/>
           <w:numId w:val="0"/>
         </w:numPr>
         <w:bidi w:val="0"/>
@@ -702,13 +718,12 @@
           <w:rFonts w:hint="eastAsia"/>
         </w:rPr>
       </w:pPr>
-      <w:bookmarkStart w:id="0" w:name="_GoBack"/>
-      <w:bookmarkEnd w:id="0"/>
     </w:p>
     <w:p>
       <w:pPr>
         <w:widowControl w:val="0"/>
         <w:numPr>
+          <w:ilvl w:val="0"/>
           <w:numId w:val="0"/>
         </w:numPr>
         <w:bidi w:val="0"/>
@@ -723,6 +738,7 @@
       <w:pPr>
         <w:widowControl w:val="0"/>
         <w:numPr>
+          <w:ilvl w:val="0"/>
           <w:numId w:val="0"/>
         </w:numPr>
         <w:bidi w:val="0"/>
@@ -777,7 +793,16 @@
           <w:rFonts w:hint="default"/>
           <w:lang w:val="en-US" w:eastAsia="zh-CN"/>
         </w:rPr>
-        <w:t>[2] 周福战, 何丽蓉. 信息生态视角下突发事件网络舆情的生成演化及过程追踪分析[J]. 中国传媒科技, 2023(11): 24-30.</w:t>
+        <w:t xml:space="preserve">[2] </w:t>
+      </w:r>
+      <w:r>
+        <w:rPr>
+          <w:rFonts w:hint="default"/>
+          <w:strike/>
+          <w:dstrike w:val="0"/>
+          <w:lang w:val="en-US" w:eastAsia="zh-CN"/>
+        </w:rPr>
+        <w:t>周福战, 何丽蓉. 信息生态视角下突发事件网络舆情的生成演化及过程追踪分析[J]. 中国传媒科技, 2023(11): 24-30.</w:t>
       </w:r>
     </w:p>
     <w:p>
@@ -823,22 +848,54 @@
           <w:rFonts w:hint="default"/>
           <w:lang w:val="en-US" w:eastAsia="zh-CN"/>
         </w:rPr>
-        <w:t xml:space="preserve">[5] 中共中央网络安全和信息化委员会办公室. 携手构建网络空间命运共同体(白皮书)[EB/OL].(2022-11-07)[2025-11-12]. https://www.gov.cn/zhengce/2022-11/07/content_5725117.htm. </w:t>
-      </w:r>
-    </w:p>
-    <w:p>
-      <w:pPr>
-        <w:rPr>
-          <w:rFonts w:hint="default"/>
-          <w:lang w:val="en-US" w:eastAsia="zh-CN"/>
-        </w:rPr>
-      </w:pPr>
-      <w:r>
-        <w:rPr>
-          <w:rFonts w:hint="default"/>
-          <w:lang w:val="en-US" w:eastAsia="zh-CN"/>
-        </w:rPr>
-        <w:t xml:space="preserve">[6] 中华人民共和国国防部. 数字化时代，亟须捍卫“数据主权”[EB/OL]. (2022-04-20)[2025-11-12]. http://www.mod.gov.cn/gfbw/pl/2022-04/20/content_4909062.htm. </w:t>
+        <w:t xml:space="preserve">[5] </w:t>
+      </w:r>
+      <w:r>
+        <w:rPr>
+          <w:rFonts w:hint="default"/>
+          <w:strike/>
+          <w:dstrike w:val="0"/>
+          <w:lang w:val="en-US" w:eastAsia="zh-CN"/>
+        </w:rPr>
+        <w:t xml:space="preserve">中共中央网络安全和信息化委员会办公室. 携手构建网络空间命运共同体(白皮书)[EB/OL].(2022-11-07)[2025-11-12]. </w:t>
+      </w:r>
+      <w:r>
+        <w:rPr>
+          <w:rFonts w:hint="default"/>
+          <w:lang w:val="en-US" w:eastAsia="zh-CN"/>
+        </w:rPr>
+        <w:t xml:space="preserve">https://www.gov.cn/zhengce/2022-11/07/content_5725117.htm. </w:t>
+      </w:r>
+    </w:p>
+    <w:p>
+      <w:pPr>
+        <w:rPr>
+          <w:rFonts w:hint="default"/>
+          <w:lang w:val="en-US" w:eastAsia="zh-CN"/>
+        </w:rPr>
+      </w:pPr>
+      <w:r>
+        <w:rPr>
+          <w:rFonts w:hint="default"/>
+          <w:lang w:val="en-US" w:eastAsia="zh-CN"/>
+        </w:rPr>
+        <w:t xml:space="preserve">[6] </w:t>
+      </w:r>
+      <w:r>
+        <w:rPr>
+          <w:rFonts w:hint="default"/>
+          <w:strike/>
+          <w:dstrike w:val="0"/>
+          <w:lang w:val="en-US" w:eastAsia="zh-CN"/>
+        </w:rPr>
+        <w:t>中华人民共和国国防部. 数字化时代，亟须捍卫“数据主权”[EB/OL]. (2022-04-20)[2025-11-12]. http://www.mod.gov.cn/gfbw/pl/2022-04/20/content_4909062.htm.</w:t>
+      </w:r>
+      <w:r>
+        <w:rPr>
+          <w:rFonts w:hint="default"/>
+          <w:lang w:val="en-US" w:eastAsia="zh-CN"/>
+        </w:rPr>
+        <w:t xml:space="preserve"> </w:t>
       </w:r>
     </w:p>
     <w:p>
@@ -854,7 +911,23 @@
           <w:rFonts w:hint="default"/>
           <w:lang w:val="en-US" w:eastAsia="zh-CN"/>
         </w:rPr>
-        <w:t xml:space="preserve">[7] 国家互联网信息办公室. 《关键信息基础设施安全保护条例》[EB/OL]. (2021-09-01)[2025-11-12]. http://www.cac.gov.cn/2021-09/01/c_1631862208383504.htm. </w:t>
+        <w:t xml:space="preserve">[7] </w:t>
+      </w:r>
+      <w:r>
+        <w:rPr>
+          <w:rFonts w:hint="default"/>
+          <w:strike/>
+          <w:dstrike w:val="0"/>
+          <w:lang w:val="en-US" w:eastAsia="zh-CN"/>
+        </w:rPr>
+        <w:t xml:space="preserve">国家互联网信息办公室. 《关键信息基础设施安全保护条例》[EB/OL]. (2021-09-01)[2025-11-12]. </w:t>
+      </w:r>
+      <w:r>
+        <w:rPr>
+          <w:rFonts w:hint="default"/>
+          <w:lang w:val="en-US" w:eastAsia="zh-CN"/>
+        </w:rPr>
+        <w:t xml:space="preserve">http://www.cac.gov.cn/2021-09/01/c_1631862208383504.htm. </w:t>
       </w:r>
     </w:p>
     <w:p>
@@ -870,49 +943,93 @@
           <w:rFonts w:hint="eastAsia"/>
           <w:lang w:val="en-US" w:eastAsia="zh-CN"/>
         </w:rPr>
-        <w:t>[8]黄艳, 徐志发. 百度智慧城市白皮书（2021年）[EB/OL]. (2021-07-30)[2025-11-12]. https://www.smartcity.team/reports/%E7%99%BE%E5%BA%A6%E6%99%BA%E6%85%A7%E5%9F%8E%E5%B8%82%E7%99%BD%E7%9A%AE%E4%B9%A62021/.</w:t>
-      </w:r>
-    </w:p>
-    <w:p>
-      <w:pPr>
-        <w:rPr>
-          <w:rFonts w:hint="default"/>
-          <w:lang w:val="en-US" w:eastAsia="zh-CN"/>
-        </w:rPr>
-      </w:pPr>
-      <w:r>
-        <w:rPr>
-          <w:rFonts w:hint="default"/>
-          <w:lang w:val="en-US" w:eastAsia="zh-CN"/>
-        </w:rPr>
-        <w:t>[9] 郭真, 申奇, 柳雨晨. 新型智慧城市数据安全研究与思考[J]. 信息通信技术与政策, 2021, 47(11): 20-25.</w:t>
-      </w:r>
-    </w:p>
-    <w:p>
-      <w:pPr>
-        <w:rPr>
-          <w:rFonts w:hint="eastAsia"/>
-          <w:lang w:val="en-US" w:eastAsia="zh-CN"/>
-        </w:rPr>
-      </w:pPr>
-      <w:r>
-        <w:rPr>
-          <w:rFonts w:hint="eastAsia"/>
-          <w:lang w:val="en-US" w:eastAsia="zh-CN"/>
-        </w:rPr>
-        <w:t>[10]甘小伟 , 张远云 , 董贵山 ,等. 关于新型智慧城市网络安全生命体的思考 [J]. 信息安全与通信保密 ,2023(4):113-124.</w:t>
-      </w:r>
-    </w:p>
-    <w:p>
-      <w:pPr>
-        <w:rPr>
-          <w:rFonts w:hint="default"/>
-          <w:lang w:val="en-US" w:eastAsia="zh-CN"/>
-        </w:rPr>
-      </w:pPr>
-      <w:r>
-        <w:rPr>
-          <w:rFonts w:hint="eastAsia"/>
+        <w:t>[8]</w:t>
+      </w:r>
+      <w:r>
+        <w:rPr>
+          <w:rFonts w:hint="eastAsia"/>
+          <w:strike/>
+          <w:dstrike w:val="0"/>
+          <w:lang w:val="en-US" w:eastAsia="zh-CN"/>
+        </w:rPr>
+        <w:t xml:space="preserve">黄艳, 徐志发. 百度智慧城市白皮书（2021年）[EB/OL]. (2021-07-30)[2025-11-12]. </w:t>
+      </w:r>
+      <w:r>
+        <w:rPr>
+          <w:rFonts w:hint="eastAsia"/>
+          <w:lang w:val="en-US" w:eastAsia="zh-CN"/>
+        </w:rPr>
+        <w:t>https://www.smartcity.team/reports/%E7%99%BE%E5%BA%A6%E6%99%BA%E6%85%A7%E5%9F%8E%E5%B8%82%E7%99%BD%E7%9A%AE%E4%B9%A62021/.</w:t>
+      </w:r>
+    </w:p>
+    <w:p>
+      <w:pPr>
+        <w:rPr>
+          <w:rFonts w:hint="default"/>
+          <w:lang w:val="en-US" w:eastAsia="zh-CN"/>
+        </w:rPr>
+      </w:pPr>
+      <w:r>
+        <w:rPr>
+          <w:rFonts w:hint="default"/>
+          <w:lang w:val="en-US" w:eastAsia="zh-CN"/>
+        </w:rPr>
+        <w:t xml:space="preserve">[9] </w:t>
+      </w:r>
+      <w:r>
+        <w:rPr>
+          <w:rFonts w:hint="default"/>
+          <w:strike/>
+          <w:dstrike w:val="0"/>
+          <w:lang w:val="en-US" w:eastAsia="zh-CN"/>
+        </w:rPr>
+        <w:t>郭真, 申奇, 柳雨晨. 新型智慧城市数据安全研究与思考[J]. 信息通信技术与政策, 2021, 47(11): 20-25.</w:t>
+      </w:r>
+    </w:p>
+    <w:p>
+      <w:pPr>
+        <w:rPr>
+          <w:rFonts w:hint="eastAsia"/>
+          <w:strike/>
+          <w:dstrike w:val="0"/>
+          <w:u w:val="none"/>
+          <w:lang w:val="en-US" w:eastAsia="zh-CN"/>
+        </w:rPr>
+      </w:pPr>
+      <w:r>
+        <w:rPr>
+          <w:rFonts w:hint="eastAsia"/>
+          <w:lang w:val="en-US" w:eastAsia="zh-CN"/>
+        </w:rPr>
+        <w:t>[10]</w:t>
+      </w:r>
+      <w:r>
+        <w:rPr>
+          <w:rFonts w:hint="eastAsia"/>
+          <w:strike/>
+          <w:dstrike w:val="0"/>
+          <w:u w:val="none"/>
+          <w:lang w:val="en-US" w:eastAsia="zh-CN"/>
+        </w:rPr>
+        <w:t>甘小伟 , 张远云 , 董贵山 ,等. 关于新型智慧城市网络安全生命体的思考 [J]. 信息安全与通信保密 ,2023(4):113-124.</w:t>
+      </w:r>
+    </w:p>
+    <w:p>
+      <w:pPr>
+        <w:rPr>
+          <w:rFonts w:hint="default"/>
+          <w:strike/>
+          <w:dstrike w:val="0"/>
+          <w:u w:val="none"/>
+          <w:lang w:val="en-US" w:eastAsia="zh-CN"/>
+        </w:rPr>
+      </w:pPr>
+      <w:r>
+        <w:rPr>
+          <w:rFonts w:hint="eastAsia"/>
+          <w:strike/>
+          <w:dstrike w:val="0"/>
+          <w:u w:val="none"/>
           <w:lang w:val="en-US" w:eastAsia="zh-CN"/>
         </w:rPr>
         <w:t>https://www.secrss.com/articles/57322.</w:t>
@@ -930,26 +1047,46 @@
           <w:rFonts w:hint="default"/>
           <w:lang w:val="en-US" w:eastAsia="zh-CN"/>
         </w:rPr>
-        <w:t>[11] 张合斌. 智能社会新形态下AIGC作为虚拟意见领袖在舆论引导中的价值[EB/OL]. (2025-10-09)[2025-11-12]. https://theory.dahe.cn/2025/10-09/2003755.html</w:t>
-      </w:r>
-    </w:p>
-    <w:p>
-      <w:pPr>
-        <w:rPr>
-          <w:rFonts w:hint="default"/>
-          <w:lang w:val="en-US" w:eastAsia="zh-CN"/>
-        </w:rPr>
-      </w:pPr>
-      <w:r>
-        <w:rPr>
-          <w:rFonts w:hint="default"/>
-          <w:lang w:val="en-US" w:eastAsia="zh-CN"/>
-        </w:rPr>
-        <w:t xml:space="preserve">[12] 侯金亮 朱 涛. 加快智慧城市建设步伐[N]. </w:t>
-      </w:r>
-      <w:r>
-        <w:rPr>
-          <w:rFonts w:hint="eastAsia"/>
+        <w:t xml:space="preserve">[11] </w:t>
+      </w:r>
+      <w:r>
+        <w:rPr>
+          <w:rFonts w:hint="default"/>
+          <w:strike/>
+          <w:dstrike w:val="0"/>
+          <w:lang w:val="en-US" w:eastAsia="zh-CN"/>
+        </w:rPr>
+        <w:t>张合斌. 智能社会新形态下AIGC作为虚拟意见领袖在舆论引导中的价值[EB/OL]. (2025-10-09)[2025-11-12]. https://theory.dahe.cn/2025/10-09/2003755.html</w:t>
+      </w:r>
+    </w:p>
+    <w:p>
+      <w:pPr>
+        <w:rPr>
+          <w:rFonts w:hint="default"/>
+          <w:lang w:val="en-US" w:eastAsia="zh-CN"/>
+        </w:rPr>
+      </w:pPr>
+      <w:r>
+        <w:rPr>
+          <w:rFonts w:hint="default"/>
+          <w:lang w:val="en-US" w:eastAsia="zh-CN"/>
+        </w:rPr>
+        <w:t xml:space="preserve">[12] </w:t>
+      </w:r>
+      <w:r>
+        <w:rPr>
+          <w:rFonts w:hint="default"/>
+          <w:strike/>
+          <w:dstrike w:val="0"/>
+          <w:lang w:val="en-US" w:eastAsia="zh-CN"/>
+        </w:rPr>
+        <w:t xml:space="preserve">侯金亮 朱 涛. 加快智慧城市建设步伐[N]. </w:t>
+      </w:r>
+      <w:r>
+        <w:rPr>
+          <w:rFonts w:hint="eastAsia"/>
+          <w:strike/>
+          <w:dstrike w:val="0"/>
           <w:lang w:val="en-US" w:eastAsia="zh-CN"/>
         </w:rPr>
         <w:t>人民日报</w:t>
@@ -957,6 +1094,8 @@
       <w:r>
         <w:rPr>
           <w:rFonts w:hint="default"/>
+          <w:strike/>
+          <w:dstrike w:val="0"/>
           <w:lang w:val="en-US" w:eastAsia="zh-CN"/>
         </w:rPr>
         <w:t xml:space="preserve">, 2024-07-26. </w:t>
@@ -974,7 +1113,16 @@
           <w:rFonts w:hint="eastAsia"/>
           <w:lang w:val="en-US" w:eastAsia="zh-CN"/>
         </w:rPr>
-        <w:t>[13]石佳友. 公共视频设备应用中的个人信息保护[EB/OL]. (2022-06-08)[2025-11-12]. https://www.civillaw.com.cn/t/?id=38617.</w:t>
+        <w:t>[13]</w:t>
+      </w:r>
+      <w:r>
+        <w:rPr>
+          <w:rFonts w:hint="eastAsia"/>
+          <w:strike/>
+          <w:dstrike w:val="0"/>
+          <w:lang w:val="en-US" w:eastAsia="zh-CN"/>
+        </w:rPr>
+        <w:t>石佳友. 公共视频设备应用中的个人信息保护[EB/OL]. (2022-06-08)[2025-11-12]. https://www.civillaw.com.cn/t/?id=38617.</w:t>
       </w:r>
     </w:p>
     <w:p>
@@ -1224,7 +1372,7 @@
   <w:footnote w:type="separator" w:id="0">
     <w:p>
       <w:pPr>
-        <w:spacing w:line="240" w:lineRule="auto"/>
+        <w:spacing w:line="360" w:lineRule="auto"/>
       </w:pPr>
       <w:r>
         <w:separator/>
@@ -1234,7 +1382,7 @@
   <w:footnote w:type="continuationSeparator" w:id="1">
     <w:p>
       <w:pPr>
-        <w:spacing w:line="240" w:lineRule="auto"/>
+        <w:spacing w:line="360" w:lineRule="auto"/>
       </w:pPr>
       <w:r>
         <w:continuationSeparator/>
@@ -1313,7 +1461,7 @@
     <w:lsdException w:unhideWhenUsed="0" w:uiPriority="0" w:semiHidden="0" w:name="toc 9"/>
     <w:lsdException w:unhideWhenUsed="0" w:uiPriority="0" w:semiHidden="0" w:name="Normal Indent"/>
     <w:lsdException w:unhideWhenUsed="0" w:uiPriority="0" w:semiHidden="0" w:name="footnote text"/>
-    <w:lsdException w:unhideWhenUsed="0" w:uiPriority="0" w:semiHidden="0" w:name="annotation text"/>
+    <w:lsdException w:qFormat="1" w:unhideWhenUsed="0" w:uiPriority="0" w:semiHidden="0" w:name="annotation text"/>
     <w:lsdException w:unhideWhenUsed="0" w:uiPriority="0" w:semiHidden="0" w:name="header"/>
     <w:lsdException w:unhideWhenUsed="0" w:uiPriority="0" w:semiHidden="0" w:name="footer"/>
     <w:lsdException w:unhideWhenUsed="0" w:uiPriority="0" w:semiHidden="0" w:name="index heading"/>
@@ -1368,7 +1516,7 @@
     <w:lsdException w:unhideWhenUsed="0" w:uiPriority="0" w:semiHidden="0" w:name="Body Text Indent 2"/>
     <w:lsdException w:unhideWhenUsed="0" w:uiPriority="0" w:semiHidden="0" w:name="Body Text Indent 3"/>
     <w:lsdException w:unhideWhenUsed="0" w:uiPriority="0" w:semiHidden="0" w:name="Block Text"/>
-    <w:lsdException w:unhideWhenUsed="0" w:uiPriority="0" w:semiHidden="0" w:name="Hyperlink"/>
+    <w:lsdException w:qFormat="1" w:unhideWhenUsed="0" w:uiPriority="0" w:semiHidden="0" w:name="Hyperlink"/>
     <w:lsdException w:unhideWhenUsed="0" w:uiPriority="0" w:semiHidden="0" w:name="FollowedHyperlink"/>
     <w:lsdException w:qFormat="1" w:unhideWhenUsed="0" w:uiPriority="0" w:semiHidden="0" w:name="Strong"/>
     <w:lsdException w:qFormat="1" w:unhideWhenUsed="0" w:uiPriority="0" w:semiHidden="0" w:name="Emphasis"/>
@@ -1538,11 +1686,11 @@
     <w:uiPriority w:val="0"/>
     <w:pPr>
       <w:widowControl w:val="0"/>
-      <w:spacing w:line="240" w:lineRule="auto"/>
+      <w:spacing w:line="360" w:lineRule="auto"/>
       <w:jc w:val="both"/>
     </w:pPr>
     <w:rPr>
-      <w:rFonts w:ascii="Times New Roman" w:hAnsi="Times New Roman" w:eastAsiaTheme="minorEastAsia" w:cstheme="minorBidi"/>
+      <w:rFonts w:ascii="Times New Roman" w:hAnsi="Times New Roman" w:eastAsia="宋体" w:cstheme="minorBidi"/>
       <w:kern w:val="2"/>
       <w:sz w:val="24"/>
       <w:szCs w:val="24"/>
@@ -1559,12 +1707,14 @@
       <w:keepNext/>
       <w:keepLines/>
       <w:spacing w:before="340" w:beforeLines="0" w:beforeAutospacing="0" w:after="330" w:afterLines="0" w:afterAutospacing="0" w:line="576" w:lineRule="auto"/>
+      <w:jc w:val="center"/>
       <w:outlineLvl w:val="0"/>
     </w:pPr>
     <w:rPr>
+      <w:rFonts w:eastAsia="黑体"/>
       <w:b/>
       <w:kern w:val="44"/>
-      <w:sz w:val="44"/>
+      <w:sz w:val="36"/>
     </w:rPr>
   </w:style>
   <w:style w:type="paragraph" w:styleId="3">
@@ -1578,11 +1728,13 @@
       <w:keepNext/>
       <w:keepLines/>
       <w:spacing w:beforeLines="0" w:beforeAutospacing="0" w:afterLines="0" w:afterAutospacing="0" w:line="360" w:lineRule="auto"/>
+      <w:jc w:val="left"/>
       <w:outlineLvl w:val="1"/>
     </w:pPr>
     <w:rPr>
       <w:rFonts w:ascii="Arial" w:hAnsi="Arial" w:eastAsia="黑体"/>
       <w:b/>
+      <w:sz w:val="28"/>
     </w:rPr>
   </w:style>
   <w:style w:type="paragraph" w:styleId="4">
@@ -1599,6 +1751,7 @@
       <w:outlineLvl w:val="2"/>
     </w:pPr>
     <w:rPr>
+      <w:rFonts w:eastAsia="黑体"/>
       <w:b/>
     </w:rPr>
   </w:style>
@@ -1623,6 +1776,7 @@
   <w:style w:type="paragraph" w:styleId="5">
     <w:name w:val="annotation text"/>
     <w:basedOn w:val="1"/>
+    <w:qFormat/>
     <w:uiPriority w:val="0"/>
     <w:pPr>
       <w:jc w:val="left"/>
@@ -1631,6 +1785,7 @@
   <w:style w:type="character" w:styleId="8">
     <w:name w:val="Hyperlink"/>
     <w:basedOn w:val="7"/>
+    <w:qFormat/>
     <w:uiPriority w:val="0"/>
     <w:rPr>
       <w:color w:val="0000FF"/>
